--- a/backend/templates_registry/templates/bahria/template.docx
+++ b/backend/templates_registry/templates/bahria/template.docx
@@ -632,6 +632,53 @@
             <w:jc w:val="center"/>
             <w:rPr>
               <w:rFonts w:ascii="Times New Roman" w:hAnsi="Times New Roman" w:cs="Times New Roman"/>
+              <w:b/>
+              <w:bCs/>
+              <w:sz w:val="36"/>
+              <w:szCs w:val="36"/>
+              <w:highlight w:val="none"/>
+            </w:rPr>
+          </w:pPr>
+          <w:r>
+            <w:rPr>
+              <w:rFonts w:ascii="Times New Roman" w:hAnsi="Times New Roman" w:cs="Times New Roman"/>
+              <w:b/>
+              <w:bCs/>
+              <w:sz w:val="36"/>
+              <w:szCs w:val="28"/>
+              <w:highlight w:val="none"/>
+            </w:rPr>
+            <w:t xml:space="preserve">Class/Section: {{CLASS_SECTION}}</w:t>
+          </w:r>
+          <w:r>
+            <w:rPr>
+              <w:rFonts w:ascii="Times New Roman" w:hAnsi="Times New Roman" w:cs="Times New Roman"/>
+              <w:b/>
+              <w:bCs/>
+              <w:sz w:val="36"/>
+              <w:szCs w:val="28"/>
+              <w:highlight w:val="none"/>
+            </w:rPr>
+          </w:r>
+          <w:r>
+            <w:rPr>
+              <w:rFonts w:ascii="Times New Roman" w:hAnsi="Times New Roman" w:cs="Times New Roman"/>
+              <w:b/>
+              <w:bCs/>
+              <w:sz w:val="36"/>
+              <w:szCs w:val="36"/>
+              <w:highlight w:val="none"/>
+            </w:rPr>
+          </w:r>
+        </w:p>
+        <w:p>
+          <w:pPr>
+            <w:pBdr/>
+            <w:spacing w:after="161" w:line="240" w:lineRule="auto"/>
+            <w:ind w:left="-5"/>
+            <w:jc w:val="center"/>
+            <w:rPr>
+              <w:rFonts w:ascii="Times New Roman" w:hAnsi="Times New Roman" w:cs="Times New Roman"/>
               <w:sz w:val="32"/>
               <w:szCs w:val="32"/>
               <w:highlight w:val="none"/>

--- a/backend/templates_registry/templates/bahria/template.docx
+++ b/backend/templates_registry/templates/bahria/template.docx
@@ -679,6 +679,53 @@
             <w:jc w:val="center"/>
             <w:rPr>
               <w:rFonts w:ascii="Times New Roman" w:hAnsi="Times New Roman" w:cs="Times New Roman"/>
+              <w:b/>
+              <w:bCs/>
+              <w:sz w:val="36"/>
+              <w:szCs w:val="36"/>
+              <w:highlight w:val="none"/>
+            </w:rPr>
+          </w:pPr>
+          <w:r>
+            <w:rPr>
+              <w:rFonts w:ascii="Times New Roman" w:hAnsi="Times New Roman" w:cs="Times New Roman"/>
+              <w:b/>
+              <w:bCs/>
+              <w:sz w:val="36"/>
+              <w:szCs w:val="28"/>
+              <w:highlight w:val="none"/>
+            </w:rPr>
+            <w:t xml:space="preserve">Date: {{DATE}}</w:t>
+          </w:r>
+          <w:r>
+            <w:rPr>
+              <w:rFonts w:ascii="Times New Roman" w:hAnsi="Times New Roman" w:cs="Times New Roman"/>
+              <w:b/>
+              <w:bCs/>
+              <w:sz w:val="36"/>
+              <w:szCs w:val="28"/>
+              <w:highlight w:val="none"/>
+            </w:rPr>
+          </w:r>
+          <w:r>
+            <w:rPr>
+              <w:rFonts w:ascii="Times New Roman" w:hAnsi="Times New Roman" w:cs="Times New Roman"/>
+              <w:b/>
+              <w:bCs/>
+              <w:sz w:val="36"/>
+              <w:szCs w:val="36"/>
+              <w:highlight w:val="none"/>
+            </w:rPr>
+          </w:r>
+        </w:p>
+        <w:p>
+          <w:pPr>
+            <w:pBdr/>
+            <w:spacing w:after="161" w:line="240" w:lineRule="auto"/>
+            <w:ind w:left="-5"/>
+            <w:jc w:val="center"/>
+            <w:rPr>
+              <w:rFonts w:ascii="Times New Roman" w:hAnsi="Times New Roman" w:cs="Times New Roman"/>
               <w:sz w:val="32"/>
               <w:szCs w:val="32"/>
               <w:highlight w:val="none"/>
